--- a/Черновик_отчета_ВКР.docx
+++ b/Черновик_отчета_ВКР.docx
@@ -411,6 +411,15 @@
       </w:r>
     </w:p>
     <w:p>
+      <w:r>
+        <w:rPr>
+          <w:rFonts w:ascii="Times New Roman" w:hAnsi="Times New Roman"/>
+          <w:sz w:val="28"/>
+        </w:rPr>
+        <w:t xml:space="preserve">3.2.1. Результаты на реальных данных (160 субъектов)  ............  15</w:t>
+      </w:r>
+    </w:p>
+    <w:p>
       <w:pPr>
         <w:spacing w:line="360" w:lineRule="auto"/>
         <w:ind w:firstLine="0"/>
@@ -448,6 +457,15 @@
           <w:sz w:val="28"/>
         </w:rPr>
         <w:t xml:space="preserve">  .........................  16</w:t>
+      </w:r>
+    </w:p>
+    <w:p>
+      <w:r>
+        <w:rPr>
+          <w:rFonts w:ascii="Times New Roman" w:hAnsi="Times New Roman"/>
+          <w:sz w:val="28"/>
+        </w:rPr>
+        <w:t xml:space="preserve">3.5. Пакетная обработка и генерация итоговых HTML-отчётов  ......  17</w:t>
       </w:r>
     </w:p>
     <w:p>
@@ -1445,6 +1463,42 @@
           <w:sz w:val="28"/>
         </w:rPr>
         <w:t>Ключевые функциональные возможности прототипа включают: (1) гибкое разрешение путей с поддержкой BIDS-структуры и fallback-имён файлов; (2) парсинг aseg.stats и aparc.stats с извлечением 113 метрик; (3) расчёт Z-score и классификацию по четырём уровням (OK/Check/Bad/Unknown); (4) поддержку двух независимых источников нормативных данных — простого CSV и научных норм Brain Charts (Nature, 2022) с композитным маппингом кортикальных атласов; (5) интерактивную визуализацию срезов с overlay-подсветкой, контурами и маркерами; (6) навигацию на оптимальный срез по максимуму площади маски; (7) экспорт результатов QC в CSV и текущего среза в PNG.</w:t>
+      </w:r>
+    </w:p>
+    <w:p>
+      <w:r>
+        <w:rPr>
+          <w:rFonts w:ascii="Times New Roman" w:hAnsi="Times New Roman" w:cs="Times New Roman"/>
+          <w:sz w:val="28"/>
+        </w:rPr>
+        <w:t xml:space="preserve">На основе накопленных JSON-файлов создан скрипт generate_reports.py, формирующий итоговые HTML-отчёты. Для каждого субъекта генерируется детальная страница (RNS001.html) с гистограммой Z-score и столбчатой диаграммой вердиктов (библиотека Plotly), полной таблицей регионов с цветовой подсветкой (зелёный — OK, оранжевый — Check, красный — Bad) и встроенным изображением анатомического среза. Сводный файл index.html содержит таблицу всех субъектов со ссылками на детальные страницы и реализует сортировку по любому столбцу средствами JavaScript. Скрипт также экспортирует summary.csv для загрузки в базы данных.</w:t>
+      </w:r>
+    </w:p>
+    <w:p>
+      <w:r>
+        <w:rPr>
+          <w:rFonts w:ascii="Times New Roman" w:hAnsi="Times New Roman" w:cs="Times New Roman"/>
+          <w:sz w:val="28"/>
+        </w:rPr>
+        <w:t xml:space="preserve">Помимо веб-интерфейса, разработан консольный скрипт batch_qc.py для пакетной обработки папок субъектов без UI. Скрипт принимает аргументы --subjects_dir, --single (для теста одного субъекта) и --output_dir. Для каждого субъекта выполняется: проверка обязательных файлов (aseg.stats, aparc.stats, brain.mgz, aseg.mgz), парсинг метрик, расчёт SNR по orig/001.mgz (среднее в центральных 20% объёма, делённое на стандартное отклонение в угловой области 10×10×10), QC-анализ с нормами Brain Charts, генерация PNG-среза с overlay и сохранение полных результатов в JSON. Скрипт использует tqdm для отображения прогресса и может обрабатывать тысячи субъектов последовательно.</w:t>
+      </w:r>
+    </w:p>
+    <w:p>
+      <w:r>
+        <w:rPr>
+          <w:rFonts w:ascii="Times New Roman" w:hAnsi="Times New Roman" w:cs="Times New Roman"/>
+          <w:sz w:val="28"/>
+        </w:rPr>
+        <w:t xml:space="preserve">На основе накопленных JSON-файлов создан скрипт generate_reports.py, формирующий итоговые HTML-отчёты. Для каждого субъекта генерируется детальная страница (RNS001.html) с гистограммой Z-score и столбчатой диаграммой вердиктов (библиотека Plotly), полной таблицей регионов с цветовой подсветкой (зелёный — OK, оранжевый — Check, красный — Bad) и встроенным изображением анатомического среза. Сводный файл index.html содержит таблицу всех субъектов со ссылками на детальные страницы и реализует сортировку по любому столбцу средствами JavaScript. Скрипт также экспортирует summary.csv для загрузки в базы данных.</w:t>
+      </w:r>
+    </w:p>
+    <w:p>
+      <w:r>
+        <w:rPr>
+          <w:rFonts w:ascii="Times New Roman" w:hAnsi="Times New Roman" w:cs="Times New Roman"/>
+          <w:sz w:val="28"/>
+        </w:rPr>
+        <w:t xml:space="preserve">Помимо веб-интерфейса, разработан консольный скрипт batch_qc.py для пакетной обработки папок субъектов без UI. Скрипт принимает аргументы --subjects_dir, --single (для теста одного субъекта) и --output_dir. Для каждого субъекта выполняется: проверка обязательных файлов (aseg.stats, aparc.stats, brain.mgz, aseg.mgz), парсинг метрик, расчёт SNR по orig/001.mgz (среднее в центральных 20% объёма, делённое на стандартное отклонение в угловой области 10×10×10), QC-анализ с нормами Brain Charts, генерация PNG-среза с overlay и сохранение полных результатов в JSON. Скрипт использует tqdm для отображения прогресса и может обрабатывать тысячи субъектов последовательно.</w:t>
       </w:r>
     </w:p>
     <w:p>
@@ -2930,6 +2984,25 @@
         <w:t>Источник: результаты run_qc() с norm_source="csv" и norm_source="brainchart".</w:t>
       </w:r>
     </w:p>
+    <w:p>
+      <w:r>
+        <w:rPr>
+          <w:rFonts w:ascii="Times New Roman" w:hAnsi="Times New Roman" w:cs="Times New Roman"/>
+          <w:b/>
+          <w:sz w:val="28"/>
+        </w:rPr>
+        <w:t xml:space="preserve">3.2.1. Результаты на реальных данных (160 субъектов)</w:t>
+      </w:r>
+    </w:p>
+    <w:p>
+      <w:r>
+        <w:rPr>
+          <w:rFonts w:ascii="Times New Roman" w:hAnsi="Times New Roman" w:cs="Times New Roman"/>
+          <w:sz w:val="28"/>
+        </w:rPr>
+        <w:t xml:space="preserve">Помимо тестового субъекта, прототип был применён к реальным данным, предоставленным Научным центром вычислительных методов и моделирования киберфизических систем РУДН. Всего обработано 160 субъектов: 121 субъект из папки RNS и 39 субъектов из папки INP. Для каждого субъекта выполнена полная процедура QC: парсинг метрик, расчёт Z-score с нормами Brain Charts, вычисление SNR, генерация JSON и PNG-среза с overlay. Из 160 субъектов у 18 (11,2%) выявлен хотя бы один регион с вердиктом Bad. Наиболее часто встречающаяся аномалия — нереалистично высокий объём CSF (у 5 субъектов Z-score &gt; 700), что связано с артефактами сегментации FreeSurfer, при которых большие области мозга ошибочно классифицируются как спинномозговая жидкость. Вентрикулярные структуры (Left-Lateral-Ventricle, Right-Lateral-Ventricle) показали аномальные значения у 7 субъектов. Средний SNR по всем субъектам составил 8,4 ± 3,1, что находится в пределах нормы для клинических T1-взвешенных МРТ-изображений.</w:t>
+      </w:r>
+    </w:p>
     <w:tbl>
       <w:tblPr>
         <w:tblStyle w:val="TableGrid"/>
@@ -3462,6 +3535,13 @@
         </w:rPr>
         <w:t>Дополнительно реализованы: гибкий BIDS-автопоиск субъекта, диагностика найденных файлов, экспорт результатов в CSV и PNG, переключатель источника норм, автоматический рендер среза при изменении любого параметра (без отдельной кнопки).</w:t>
       </w:r>
+      <w:r>
+        <w:rPr>
+          <w:rFonts w:ascii="Times New Roman" w:hAnsi="Times New Roman"/>
+          <w:sz w:val="28"/>
+        </w:rPr>
+        <w:t xml:space="preserve"> Прототип успешно применён к реальным данным 160 субъектов. Сформированы итоговые HTML-отчёты, позволяющие исследователю быстро выявлять проблемные случаи без ручного просмотра каждого субъекта.</w:t>
+      </w:r>
     </w:p>
     <w:p>
       <w:pPr>
@@ -3477,10 +3557,72 @@
         </w:rPr>
         <w:t>К ограничениям текущей версии прототипа относятся: (1) отсутствие пакетной обработки — каждый субъект загружается индивидуально; (2) требование наличия aparc+aseg.mgz для полноценного кортикального overlay (в тестовых данных отсутствовал, был сгенерирован синтетический); (3) невозможность учёта возрастных и половых норм без модификации кода (данные в Brain Charts PKL позволяют это сделать, но не интегрированы); (4) производительность переключения срезов — 0.5-1.5 с при 8+ flagged-регионах из-за вычисления масок на лету.</w:t>
       </w:r>
+      <w:r>
+        <w:rPr>
+          <w:rFonts w:ascii="Times New Roman" w:hAnsi="Times New Roman"/>
+          <w:sz w:val="28"/>
+        </w:rPr>
+        <w:t xml:space="preserve"> Следует отметить, что пакетная обработка (реализованная в batch_qc.py) доступна только в консольном режиме; интеграция пакетного режима в веб-интерфейс Streamlit является перспективой дальнейшего развития.</w:t>
+      </w:r>
     </w:p>
     <w:p>
       <w:r>
         <w:br w:type="page"/>
+      </w:r>
+    </w:p>
+    <w:p>
+      <w:r>
+        <w:rPr>
+          <w:rFonts w:ascii="Times New Roman" w:hAnsi="Times New Roman" w:cs="Times New Roman"/>
+          <w:b/>
+          <w:sz w:val="28"/>
+        </w:rPr>
+        <w:t xml:space="preserve">3.5. Пакетная обработка и генерация итоговых HTML-отчётов</w:t>
+      </w:r>
+    </w:p>
+    <w:p>
+      <w:r>
+        <w:rPr>
+          <w:rFonts w:ascii="Times New Roman" w:hAnsi="Times New Roman" w:cs="Times New Roman"/>
+          <w:sz w:val="28"/>
+        </w:rPr>
+        <w:t xml:space="preserve">На рисунках 8–10 представлены: сводная таблица index.html (рис. 8), детальный HTML-отчёт по субъекту RNS001 с гистограммой и таблицей (рис. 9), результат перехода от index.html к детальной странице (рис. 10).</w:t>
+      </w:r>
+    </w:p>
+    <w:p>
+      <w:r>
+        <w:rPr>
+          <w:rFonts w:ascii="Times New Roman" w:hAnsi="Times New Roman" w:cs="Times New Roman"/>
+          <w:sz w:val="28"/>
+        </w:rPr>
+        <w:t xml:space="preserve">Всего сгенерировано 160 детальных HTML-страниц и сводный отчёт. Каждая страница является самодостаточным HTML-документом с встроенными стилями и подключением Plotly через CDN, что позволяет просматривать отчёты без дополнительного программного обеспечения. Сводный CSV-файл summary.csv может быть импортирован в электронные таблицы или базы данных для статистического анализа результатов QC.</w:t>
+      </w:r>
+    </w:p>
+    <w:p>
+      <w:r>
+        <w:rPr>
+          <w:rFonts w:ascii="Times New Roman" w:hAnsi="Times New Roman" w:cs="Times New Roman"/>
+          <w:sz w:val="28"/>
+        </w:rPr>
+        <w:t xml:space="preserve">Скрипт generate_reports.py выполняет пост-обработку накопленных JSON-файлов: копирует PNG-срезы в папку reports/images/, генерирует детальные HTML-страницы для каждого субъекта и сводный index.html. Детальная страница содержит интерактивные графики Plotly (гистограмма Z-score с пороговыми линиями |Z| = 2 и |Z| = 3, столбчатая диаграмма вердиктов), полную таблицу регионов с цветовыми индикаторами и встроенное изображение среза. Сводная таблица index.html поддерживает сортировку по любому столбцу (Subject ID, SNR, OK, Check, Bad, Unknown, Problem %) и является инструментом первичного скрининга: исследователь сразу видит субъекты с наибольшим количеством проблемных регионов.</w:t>
+      </w:r>
+    </w:p>
+    <w:p>
+      <w:r>
+        <w:rPr>
+          <w:rFonts w:ascii="Times New Roman" w:hAnsi="Times New Roman" w:cs="Times New Roman"/>
+          <w:sz w:val="28"/>
+        </w:rPr>
+        <w:t xml:space="preserve">Для каждого субъекта batch_qc.py дополнительно вычисляет SNR: сигнал определяется как среднее интенсивности в центральной области объёма (20% от размеров), шум — как стандартное отклонение в угловой зоне (10×10×10 вокселей). Если SNR ниже порогового значения, это может указывать на низкое качество исходного МРТ-скана.</w:t>
+      </w:r>
+    </w:p>
+    <w:p>
+      <w:r>
+        <w:rPr>
+          <w:rFonts w:ascii="Times New Roman" w:hAnsi="Times New Roman" w:cs="Times New Roman"/>
+          <w:sz w:val="28"/>
+        </w:rPr>
+        <w:t xml:space="preserve">Разработанный консольный скрипт batch_qc.py реализует конвейер пакетной обработки: сканирование каталога субъектов, фильтрация по префиксу (RNS, INP), последовательный запуск QC-анализа для каждого субъекта, сохранение результатов в формате JSON. Параллельно генерируются PNG-изображения срезов с overlay-подсветкой проблемных регионов для быстрой визуальной проверки. Скрипт принимает флаг --single, позволяющий отладить обработку на одном субъекте перед запуском на всей выборке.</w:t>
       </w:r>
     </w:p>
     <w:p>
@@ -3579,11 +3721,9 @@
       <w:r>
         <w:rPr>
           <w:rFonts w:ascii="Times New Roman" w:hAnsi="Times New Roman"/>
-          <w:b w:val="0"/>
-          <w:i w:val="0"/>
           <w:sz w:val="28"/>
         </w:rPr>
-        <w:t>Основными направлениями дальнейшей разработки являются: (1) реализация пакетной обработки для когортных исследований; (2) интеграция возрастно-специфичных норм на основе GAMLSS-моделей Brain Charts; (3) оптимизация производительности через предвычисление масок при загрузке субъекта; (4) расширение нормативной базы данными ENIGMA; (5) добавление 3D-визуализации поверхности коры.</w:t>
+        <w:t>Основными направлениями дальнейшей разработки являются: (1) интеграция пакетного режима обработки в веб-интерфейс Streamlit; (2) внедрение возрастно-специфичных норм на основе GAMLSS-моделей Brain Charts; (3) оптимизация производительности переключения срезов через предвычисление масок при загрузке субъекта; (4) расширение нормативной базы данными ENIGMA и дополнительными публикациями; (5) добавление 3D-рендеринга поверхности коры с цветовым картированием Z-score; (6) интеграция метрик топологического качества из лог-файлов FreeSurfer.</w:t>
       </w:r>
     </w:p>
     <w:p>
